--- a/paper/cover_letter.docx
+++ b/paper/cover_letter.docx
@@ -19,7 +19,7 @@
         <w:t xml:space="preserve">To: Dr. Lina Ma, Editor-in-Chief, and the Editorial Office</w:t>
       </w:r>
       <w:r>
-        <w:t xml:space="preserve"> </w:t>
+        <w:br/>
       </w:r>
       <w:r>
         <w:t xml:space="preserve">Bioinformatics Advances</w:t>
@@ -299,19 +299,19 @@
         <w:t xml:space="preserve">Sincerely,</w:t>
       </w:r>
       <w:r>
-        <w:t xml:space="preserve"> </w:t>
+        <w:br/>
       </w:r>
       <w:r>
         <w:t xml:space="preserve">Rikhin Kavuru</w:t>
       </w:r>
       <w:r>
-        <w:t xml:space="preserve"> </w:t>
+        <w:br/>
       </w:r>
       <w:r>
         <w:t xml:space="preserve">Independent Researcher</w:t>
       </w:r>
       <w:r>
-        <w:t xml:space="preserve"> </w:t>
+        <w:br/>
       </w:r>
       <w:r>
         <w:t xml:space="preserve">rikhinkavuru@gmail.com</w:t>

--- a/paper/cover_letter.docx
+++ b/paper/cover_letter.docx
@@ -94,7 +94,7 @@
         <w:pStyle w:val="BodyText"/>
       </w:pPr>
       <w:r>
-        <w:t xml:space="preserve">We took the reviewers’ and Associate Editor’s concerns as a mandate to test the paper’s central claim far harder than the original submission did, and the revision changes both what we claim and how strongly. In brief:</w:t>
+        <w:t xml:space="preserve">The decision turned on a single question — whether the ranking result is general or an artifact of one narrow comparison — and we treated it as a mandate to test the paper’s central claim far harder than the original submission did. Four additions carry the revision:</w:t>
       </w:r>
     </w:p>
     <w:p>
@@ -109,13 +109,54 @@
           <w:b/>
           <w:bCs/>
         </w:rPr>
-        <w:t xml:space="preserve">Deep-learning generality (R1.1, R2.a3, R3.1).</w:t>
-      </w:r>
-      <w:r>
-        <w:t xml:space="preserve"> </w:t>
-      </w:r>
-      <w:r>
-        <w:t xml:space="preserve">We add a from-scratch 1D residual CNN with a pre-registered dropout×weight-decay dose-response and a binding refutation condition; its regularized reference configuration reproduces the leakage-driven accuracy drop on both leaky datasets (cluster-bootstrap CIs excluding zero), so the effect is not a classical-model artifact. The specific pretrained models Reviewer 3 named (DNABERT-2, HyenaDNA, the Nucleotide Transformer) are pretrained on the human reference genome from which these test sequences are drawn — an ~100% pretraining overlap we now quantify — so fine-tuning them cannot cleanly isolate the train/test split effect; we scope them out, name and measure that second leakage channel, and leave the deployed-foundation-model question explicitly open.</w:t>
+        <w:t xml:space="preserve">A nine-model roster (§4.4).</w:t>
+      </w:r>
+      <w:r>
+        <w:t xml:space="preserve"> </w:t>
+      </w:r>
+      <w:r>
+        <w:t xml:space="preserve">The strongest form of the objection is that a claim about</w:t>
+      </w:r>
+      <w:r>
+        <w:t xml:space="preserve"> </w:t>
+      </w:r>
+      <w:r>
+        <w:t xml:space="preserve">“rankings”</w:t>
+      </w:r>
+      <w:r>
+        <w:t xml:space="preserve"> </w:t>
+      </w:r>
+      <w:r>
+        <w:t xml:space="preserve">made over four models is a claim about nothing. We widened the comparison to nine learners spanning memorization propensity end to end. The result is both stronger and sharper than before: the leaky split</w:t>
+      </w:r>
+      <w:r>
+        <w:t xml:space="preserve"> </w:t>
+      </w:r>
+      <w:r>
+        <w:rPr>
+          <w:b/>
+          <w:bCs/>
+        </w:rPr>
+        <w:t xml:space="preserve">cannot separate its top three models at all</w:t>
+      </w:r>
+      <w:r>
+        <w:t xml:space="preserve"> </w:t>
+      </w:r>
+      <w:r>
+        <w:t xml:space="preserve">— they finish within 0.0015 of one another —</w:t>
+      </w:r>
+      <w:r>
+        <w:t xml:space="preserve"> </w:t>
+      </w:r>
+      <w:r>
+        <w:rPr>
+          <w:b/>
+          <w:bCs/>
+        </w:rPr>
+        <w:t xml:space="preserve">yet those same three span 23 accuracy points once the split is corrected</w:t>
+      </w:r>
+      <w:r>
+        <w:t xml:space="preserve">, and 1-nearest-neighbour falls from rank 2 to last, 0.873 to 0.537. The benchmark is not merely crowning the wrong model; it is blind to large real differences between models it reports as tied.</w:t>
       </w:r>
     </w:p>
     <w:p>
@@ -130,99 +171,50 @@
           <w:b/>
           <w:bCs/>
         </w:rPr>
-        <w:t xml:space="preserve">Homology-detection validation (R2.a2, R1.3, R3.4).</w:t>
-      </w:r>
-      <w:r>
-        <w:t xml:space="preserve"> </w:t>
-      </w:r>
-      <w:r>
-        <w:t xml:space="preserve">We validate the leakage with alignment identity (MMseqs2), which reproduces the effect metric-independently, and add a length-robust containment index that reveals leakage the k-mer Jaccard misses. Throughout, we adopt the more accurate term</w:t>
-      </w:r>
-      <w:r>
-        <w:t xml:space="preserve"> </w:t>
-      </w:r>
+        <w:t xml:space="preserve">A construct-and-break manipulation (§4.7).</w:t>
+      </w:r>
+      <w:r>
+        <w:t xml:space="preserve"> </w:t>
+      </w:r>
+      <w:r>
+        <w:t xml:space="preserve">The previous submission argued the cause was a curation defect but did not test it. We now intervene on the construction step alone, in both directions: applying the omitted merge step to the leaky dataset abolishes the reordering, and imposing the same defect on a clean dataset — at matched size and balance, with model code and sequences untouched — manufactures it on demand. This makes the causal claim interventional rather than correlational.</w:t>
+      </w:r>
+    </w:p>
+    <w:p>
+      <w:pPr>
+        <w:numPr>
+          <w:ilvl w:val="0"/>
+          <w:numId w:val="1001"/>
+        </w:numPr>
+      </w:pPr>
       <w:r>
         <w:rPr>
           <w:b/>
           <w:bCs/>
         </w:rPr>
-        <w:t xml:space="preserve">near-duplicate leakage</w:t>
-      </w:r>
-      <w:r>
-        <w:t xml:space="preserve"> </w:t>
-      </w:r>
-      <w:r>
-        <w:t xml:space="preserve">and reserve</w:t>
-      </w:r>
-      <w:r>
-        <w:t xml:space="preserve"> </w:t>
-      </w:r>
-      <w:r>
-        <w:t xml:space="preserve">“homology”</w:t>
-      </w:r>
-      <w:r>
-        <w:t xml:space="preserve"> </w:t>
-      </w:r>
-      <w:r>
-        <w:t xml:space="preserve">for where alignment/containment evidence earns it.</w:t>
-      </w:r>
-    </w:p>
-    <w:p>
-      <w:pPr>
-        <w:numPr>
-          <w:ilvl w:val="0"/>
-          <w:numId w:val="1001"/>
-        </w:numPr>
-      </w:pPr>
+        <w:t xml:space="preserve">A cross-suite census, and an honest null (§4.10).</w:t>
+      </w:r>
+      <w:r>
+        <w:t xml:space="preserve"> </w:t>
+      </w:r>
+      <w:r>
+        <w:t xml:space="preserve">Applying the census unchanged to the Nucleotide Transformer downstream tasks finds three of twelve independent tasks leaky, one at 25% byte-identical overlap.</w:t>
+      </w:r>
+      <w:r>
+        <w:t xml:space="preserve"> </w:t>
+      </w:r>
       <w:r>
         <w:rPr>
           <w:b/>
           <w:bCs/>
         </w:rPr>
-        <w:t xml:space="preserve">Bootstrap methodology (R3.3).</w:t>
-      </w:r>
-      <w:r>
-        <w:t xml:space="preserve"> </w:t>
-      </w:r>
-      <w:r>
-        <w:t xml:space="preserve">We add a cluster (block) bootstrap over within-test near-duplicate components, with intraclass correlation, design effect, an analytic cluster-robust cross-check, and a combined-source interval; no significance verdict changes.</w:t>
-      </w:r>
-    </w:p>
-    <w:p>
-      <w:pPr>
-        <w:numPr>
-          <w:ilvl w:val="0"/>
-          <w:numId w:val="1001"/>
-        </w:numPr>
-      </w:pPr>
-      <w:r>
-        <w:rPr>
-          <w:b/>
-          <w:bCs/>
-        </w:rPr>
-        <w:t xml:space="preserve">Dataset characteristics and hyperparameters (R2.a1, R3.2).</w:t>
-      </w:r>
-      <w:r>
-        <w:t xml:space="preserve"> </w:t>
-      </w:r>
-      <w:r>
-        <w:t xml:space="preserve">We disclose that the balanced datasets are curated (not naturally balanced) and add a prevalence-aware imbalanced evaluation; and we show via a random-forest regularization path that the effect is a property of the</w:t>
-      </w:r>
-      <w:r>
-        <w:t xml:space="preserve"> </w:t>
-      </w:r>
-      <w:r>
-        <w:rPr>
-          <w:i/>
-          <w:iCs/>
-        </w:rPr>
-        <w:t xml:space="preserve">default unregularized</w:t>
-      </w:r>
-      <w:r>
-        <w:t xml:space="preserve"> </w:t>
-      </w:r>
-      <w:r>
-        <w:t xml:space="preserve">forest, dissolving under regularization.</w:t>
+        <w:t xml:space="preserve">No ranking inverts materially there, and we report that null prominently.</w:t>
+      </w:r>
+      <w:r>
+        <w:t xml:space="preserve"> </w:t>
+      </w:r>
+      <w:r>
+        <w:t xml:space="preserve">(One swap does occur, but the two models were separated by only 0.005 on the as-shipped split, so it is immaterial under our own criterion — we state it either way.) It is a test passed rather than an embarrassment: our diagnostic condition predicts the null in advance from the as-shipped split alone, because reordering requires not just leakage but a challenger genuinely better on novel sequences — a condition this second suite does not supply.</w:t>
       </w:r>
     </w:p>
     <w:p>
@@ -243,7 +235,7 @@
         <w:t xml:space="preserve"> </w:t>
       </w:r>
       <w:r>
-        <w:t xml:space="preserve">Most importantly, we now demonstrate the ranking-change claim</w:t>
+        <w:t xml:space="preserve">We now demonstrate the ranking-change claim</w:t>
       </w:r>
       <w:r>
         <w:t xml:space="preserve"> </w:t>
@@ -259,7 +251,25 @@
         <w:t xml:space="preserve"> </w:t>
       </w:r>
       <w:r>
-        <w:t xml:space="preserve">(human_enhancers_ensembl — airtight under accuracy, AUROC, F1, a chromosome-holdout control, a winner-probability bootstrap, and alignment) and present the second (human_nontata_promoters) as an explicit</w:t>
+        <w:t xml:space="preserve">(</w:t>
+      </w:r>
+      <w:r>
+        <w:rPr>
+          <w:rStyle w:val="VerbatimChar"/>
+        </w:rPr>
+        <w:t xml:space="preserve">human_enhancers_ensembl</w:t>
+      </w:r>
+      <w:r>
+        <w:t xml:space="preserve">, holding under accuracy, AUROC, F1, a chromosome-holdout control, an alignment-scored re-measure and a bootstrap winner probability) and present the second (</w:t>
+      </w:r>
+      <w:r>
+        <w:rPr>
+          <w:rStyle w:val="VerbatimChar"/>
+        </w:rPr>
+        <w:t xml:space="preserve">human_nontata_promoters</w:t>
+      </w:r>
+      <w:r>
+        <w:t xml:space="preserve">) as an explicit</w:t>
       </w:r>
       <w:r>
         <w:t xml:space="preserve"> </w:t>
@@ -272,7 +282,7 @@
         <w:t xml:space="preserve">cautionary partial case</w:t>
       </w:r>
       <w:r>
-        <w:t xml:space="preserve">, together with a discussion of the trade-off that de-duplication can remove learnable signal (R1.2). The title, abstract, and claims have been revised accordingly.</w:t>
+        <w:t xml:space="preserve">, with five independent signals showing why. The title, abstract, Discussion and new Conclusion all carry that scope.</w:t>
       </w:r>
     </w:p>
     <w:p>
@@ -280,7 +290,67 @@
         <w:pStyle w:val="FirstParagraph"/>
       </w:pPr>
       <w:r>
-        <w:t xml:space="preserve">The study remains fully reproducible; all code, the report card, and the near-duplicate-aware splitter are available in the linked repository. The work is original, is not under consideration elsewhere, and all authors approve this submission. We have no competing interests to declare.</w:t>
+        <w:t xml:space="preserve">The revision also answers the specific methodological requests: a from-scratch 1D CNN with a pre-registered grid and a binding refutation condition (the named pretrained models are scoped out with a</w:t>
+      </w:r>
+      <w:r>
+        <w:t xml:space="preserve"> </w:t>
+      </w:r>
+      <w:r>
+        <w:rPr>
+          <w:i/>
+          <w:iCs/>
+        </w:rPr>
+        <w:t xml:space="preserve">quantified</w:t>
+      </w:r>
+      <w:r>
+        <w:t xml:space="preserve"> </w:t>
+      </w:r>
+      <w:r>
+        <w:t xml:space="preserve">≈100% pretraining-overlap confound, not an asserted one); MMseqs2 alignment validation and a length-robust containment index, which honestly flags one previously-clean dataset as borderline; a cluster bootstrap with intraclass correlation, design effect, an analytic cluster-robust cross-check and a combined-source interval; a prevalence-aware imbalanced evaluation; and a random-forest regularization path. On that last point we ran the experiment the objection really demands — whether ordinary cross-validation would rescue a practitioner — and found it does not: both naive and cluster-grouped cross-validation select the memorizing default. Our own pre-registered expectation to the contrary was wrong, and we report it as a failure.</w:t>
+      </w:r>
+    </w:p>
+    <w:p>
+      <w:pPr>
+        <w:pStyle w:val="BodyText"/>
+      </w:pPr>
+      <w:r>
+        <w:t xml:space="preserve">We have tried throughout to report what did not work as prominently as what did: a pre-registered dose-response that turned out non-monotone; one pre-registered prediction (P5) failing outright and two more holding only conditionally, all five scored in the text whether or not they held; a cross-suite null; and a tuning experiment we could afford on only one of the two leaky datasets — and it is</w:t>
+      </w:r>
+      <w:r>
+        <w:t xml:space="preserve"> </w:t>
+      </w:r>
+      <w:r>
+        <w:rPr>
+          <w:rStyle w:val="VerbatimChar"/>
+        </w:rPr>
+        <w:t xml:space="preserve">human_nontata_promoters</w:t>
+      </w:r>
+      <w:r>
+        <w:t xml:space="preserve">, the dataset on which we</w:t>
+      </w:r>
+      <w:r>
+        <w:t xml:space="preserve"> </w:t>
+      </w:r>
+      <w:r>
+        <w:rPr>
+          <w:i/>
+          <w:iCs/>
+        </w:rPr>
+        <w:t xml:space="preserve">decline</w:t>
+      </w:r>
+      <w:r>
+        <w:t xml:space="preserve"> </w:t>
+      </w:r>
+      <w:r>
+        <w:t xml:space="preserve">to claim the reordering, which we state plainly rather than letting the result stand for both. Where evidence is slender we say so rather than presenting it as more.</w:t>
+      </w:r>
+    </w:p>
+    <w:p>
+      <w:pPr>
+        <w:pStyle w:val="BodyText"/>
+      </w:pPr>
+      <w:r>
+        <w:t xml:space="preserve">The study remains fully reproducible; all code, the report card, and the near-duplicate-aware splitter and certification tool are available in the linked repository, and the manuscript now states its pinned software environment. The work is original, is not under consideration elsewhere, and all authors approve this submission. We have no competing interests to declare.</w:t>
       </w:r>
     </w:p>
     <w:p>

--- a/paper/cover_letter.docx
+++ b/paper/cover_letter.docx
@@ -198,7 +198,7 @@
         <w:t xml:space="preserve"> </w:t>
       </w:r>
       <w:r>
-        <w:t xml:space="preserve">Applying the census unchanged to the Nucleotide Transformer downstream tasks finds three of twelve independent tasks leaky, one at 25% byte-identical overlap.</w:t>
+        <w:t xml:space="preserve">Applying the census unchanged to the Nucleotide Transformer downstream tasks finds three of eleven independent tasks leaky and six more borderline, one at 25% byte-identical overlap.</w:t>
       </w:r>
       <w:r>
         <w:t xml:space="preserve"> </w:t>
@@ -314,35 +314,7 @@
         <w:pStyle w:val="BodyText"/>
       </w:pPr>
       <w:r>
-        <w:t xml:space="preserve">We have tried throughout to report what did not work as prominently as what did: a pre-registered dose-response that turned out non-monotone; one pre-registered prediction (P5) failing outright and two more holding only conditionally, all five scored in the text whether or not they held; a cross-suite null; and a tuning experiment we could afford on only one of the two leaky datasets — and it is</w:t>
-      </w:r>
-      <w:r>
-        <w:t xml:space="preserve"> </w:t>
-      </w:r>
-      <w:r>
-        <w:rPr>
-          <w:rStyle w:val="VerbatimChar"/>
-        </w:rPr>
-        <w:t xml:space="preserve">human_nontata_promoters</w:t>
-      </w:r>
-      <w:r>
-        <w:t xml:space="preserve">, the dataset on which we</w:t>
-      </w:r>
-      <w:r>
-        <w:t xml:space="preserve"> </w:t>
-      </w:r>
-      <w:r>
-        <w:rPr>
-          <w:i/>
-          <w:iCs/>
-        </w:rPr>
-        <w:t xml:space="preserve">decline</w:t>
-      </w:r>
-      <w:r>
-        <w:t xml:space="preserve"> </w:t>
-      </w:r>
-      <w:r>
-        <w:t xml:space="preserve">to claim the reordering, which we state plainly rather than letting the result stand for both. Where evidence is slender we say so rather than presenting it as more.</w:t>
+        <w:t xml:space="preserve">We have tried throughout to report what did not work as prominently as what did: a pre-registered dose-response that turned out non-monotone; our first pre-registered prediction (P1) failing outright, and a corrected statistic that favours it labelled post hoc rather than counted as a rescue; two more holding only conditionally; all six scored in the text whether or not they held; and a cross-suite null we report prominently. Where evidence is slender we say so rather than presenting it as more.</w:t>
       </w:r>
     </w:p>
     <w:p>

--- a/paper/cover_letter.docx
+++ b/paper/cover_letter.docx
@@ -306,7 +306,34 @@
         <w:t xml:space="preserve"> </w:t>
       </w:r>
       <w:r>
-        <w:t xml:space="preserve">≈100% pretraining-overlap confound, not an asserted one); MMseqs2 alignment validation and a length-robust containment index, which honestly flags one previously-clean dataset as borderline; a cluster bootstrap with intraclass correlation, design effect, an analytic cluster-robust cross-check and a combined-source interval; a prevalence-aware imbalanced evaluation; and a random-forest regularization path. On that last point we ran the experiment the objection really demands — whether ordinary cross-validation would rescue a practitioner — and found it does not: both naive and cluster-grouped cross-validation select the memorizing default. Our own pre-registered expectation to the contrary was wrong, and we report it as a failure.</w:t>
+        <w:t xml:space="preserve">≈100% pretraining-overlap confound, not an asserted one); MMseqs2 alignment validation and a length-robust containment index, which honestly flags one previously-clean dataset as borderline; a cluster bootstrap with intraclass correlation, design effect, an analytic cluster-robust cross-check and a combined-source interval; a prevalence-aware imbalanced evaluation; and a random-forest regularization path. On that last point we ran the experiment the objection really demands — whether ordinary cross-validation would rescue a practitioner — and found it does not. On</w:t>
+      </w:r>
+      <w:r>
+        <w:t xml:space="preserve"> </w:t>
+      </w:r>
+      <w:r>
+        <w:rPr>
+          <w:rStyle w:val="VerbatimChar"/>
+        </w:rPr>
+        <w:t xml:space="preserve">human_enhancers_ensembl</w:t>
+      </w:r>
+      <w:r>
+        <w:t xml:space="preserve">, the dataset carrying the reordering claim, ordinary cross-validation selects the memorizing default and the model it picks loses 16.4 points once the leakage is removed, while the leakage-aware procedure selects a regularized forest that loses 2.2 — so the benchmark makes the correct methodology look 10.8 points worse than it is. On</w:t>
+      </w:r>
+      <w:r>
+        <w:t xml:space="preserve"> </w:t>
+      </w:r>
+      <w:r>
+        <w:rPr>
+          <w:rStyle w:val="VerbatimChar"/>
+        </w:rPr>
+        <w:t xml:space="preserve">human_nontata_promoters</w:t>
+      </w:r>
+      <w:r>
+        <w:t xml:space="preserve"> </w:t>
+      </w:r>
+      <w:r>
+        <w:t xml:space="preserve">both procedures select the same configuration. Our pre-registered expectation P5 therefore holds on the first dataset and ties on the second, and we score it that way.</w:t>
       </w:r>
     </w:p>
     <w:p>

--- a/paper/cover_letter.docx
+++ b/paper/cover_letter.docx
@@ -198,7 +198,7 @@
         <w:t xml:space="preserve"> </w:t>
       </w:r>
       <w:r>
-        <w:t xml:space="preserve">Applying the census unchanged to the Nucleotide Transformer downstream tasks finds three of eleven independent tasks leaky and six more borderline, one at 25% byte-identical overlap.</w:t>
+        <w:t xml:space="preserve">Applying the census unchanged to the Nucleotide Transformer downstream tasks finds three of eleven independent tasks leaky — one at 25% byte-identical overlap — and six more borderline.</w:t>
       </w:r>
       <w:r>
         <w:t xml:space="preserve"> </w:t>

--- a/paper/cover_letter.docx
+++ b/paper/cover_letter.docx
@@ -318,7 +318,7 @@
         <w:t xml:space="preserve">human_enhancers_ensembl</w:t>
       </w:r>
       <w:r>
-        <w:t xml:space="preserve">, the dataset carrying the reordering claim, ordinary cross-validation selects the memorizing default and the model it picks loses 16.4 points once the leakage is removed, while the leakage-aware procedure selects a regularized forest that loses 2.2 — so the benchmark makes the correct methodology look 10.8 points worse than it is. On</w:t>
+        <w:t xml:space="preserve">, the dataset carrying the reordering claim, ordinary cross-validation selects the memorizing default and the model it picks loses 16.4 points once the leakage is removed, while the leakage-aware procedure selects a regularized forest that loses 2.2 — and on the as-shipped split the leakage-aware tuner’s model appears 10.8 points worse than the memorizing one (0.751 against 0.860) while in fact being 3.3 points better on the corrected split. On</w:t>
       </w:r>
       <w:r>
         <w:t xml:space="preserve"> </w:t>

--- a/paper/cover_letter.docx
+++ b/paper/cover_letter.docx
@@ -288,6 +288,62 @@
     <w:p>
       <w:pPr>
         <w:pStyle w:val="FirstParagraph"/>
+      </w:pPr>
+      <w:r>
+        <w:t xml:space="preserve">One result deserves separating out, because it answers the reviewers’ most-repeated request in a way we did not expect. All three reviewers asked for deep models. Our from-scratch CNN, now replicated across five training seeds with a paired cluster-bootstrap interval,</w:t>
+      </w:r>
+      <w:r>
+        <w:t xml:space="preserve"> </w:t>
+      </w:r>
+      <w:r>
+        <w:rPr>
+          <w:b/>
+          <w:bCs/>
+        </w:rPr>
+        <w:t xml:space="preserve">ranks fifth on the leaky split and first on the corrected one — on every seed</w:t>
+      </w:r>
+      <w:r>
+        <w:t xml:space="preserve"> </w:t>
+      </w:r>
+      <w:r>
+        <w:t xml:space="preserve">(paired difference +0.0111, CI [0.0063, 0.0161]). Leakage on this benchmark therefore does not only promote a memorizing tree ensemble; it</w:t>
+      </w:r>
+      <w:r>
+        <w:t xml:space="preserve"> </w:t>
+      </w:r>
+      <w:r>
+        <w:rPr>
+          <w:i/>
+          <w:iCs/>
+        </w:rPr>
+        <w:t xml:space="preserve">demotes</w:t>
+      </w:r>
+      <w:r>
+        <w:t xml:space="preserve"> </w:t>
+      </w:r>
+      <w:r>
+        <w:t xml:space="preserve">the convolutional architecture whose baselines this suite itself publishes. We hold that to the scope it earns: one dataset, a post-hoc rather than pre-registered comparison, and one of the five seeds not individually clearing zero. The same replication also</w:t>
+      </w:r>
+      <w:r>
+        <w:t xml:space="preserve"> </w:t>
+      </w:r>
+      <w:r>
+        <w:rPr>
+          <w:b/>
+          <w:bCs/>
+        </w:rPr>
+        <w:t xml:space="preserve">weakened</w:t>
+      </w:r>
+      <w:r>
+        <w:t xml:space="preserve"> </w:t>
+      </w:r>
+      <w:r>
+        <w:t xml:space="preserve">a number we had reported — the CNN’s drop is 0.014 at seed 0 but ranges 0.0049–0.0269 across seeds — and the manuscript now reports that range rather than the single draw.</w:t>
+      </w:r>
+    </w:p>
+    <w:p>
+      <w:pPr>
+        <w:pStyle w:val="BodyText"/>
       </w:pPr>
       <w:r>
         <w:t xml:space="preserve">The revision also answers the specific methodological requests: a from-scratch 1D CNN with a pre-registered grid and a binding refutation condition (the named pretrained models are scoped out with a</w:t>

--- a/paper/cover_letter.docx
+++ b/paper/cover_letter.docx
@@ -306,7 +306,7 @@
         <w:t xml:space="preserve"> </w:t>
       </w:r>
       <w:r>
-        <w:t xml:space="preserve">(paired difference +0.0111, CI [0.0063, 0.0161]). Leakage on this benchmark therefore does not only promote a memorizing tree ensemble; it</w:t>
+        <w:t xml:space="preserve">(paired difference +0.0111, combined-source CI [0.0019, 0.0204], folding seed variance into test-resampling variance). Leakage on this benchmark therefore does not only promote a memorizing tree ensemble; it</w:t>
       </w:r>
       <w:r>
         <w:t xml:space="preserve"> </w:t>

--- a/paper/cover_letter.docx
+++ b/paper/cover_letter.docx
@@ -38,7 +38,7 @@
         <w:pStyle w:val="BodyText"/>
       </w:pPr>
       <w:r>
-        <w:t xml:space="preserve">Please find enclosed a thoroughly revised manuscript,</w:t>
+        <w:t xml:space="preserve">Please find enclosed an</w:t>
       </w:r>
       <w:r>
         <w:t xml:space="preserve"> </w:t>
@@ -48,13 +48,26 @@
           <w:b/>
           <w:bCs/>
         </w:rPr>
-        <w:t xml:space="preserve">“Near-duplicate leakage can reorder model rankings on a genomic benchmark suite: an audit of Genomic Benchmarks.”</w:t>
-      </w:r>
-      <w:r>
-        <w:t xml:space="preserve"> </w:t>
-      </w:r>
-      <w:r>
-        <w:t xml:space="preserve">This is a resubmission of manuscript</w:t>
+        <w:t xml:space="preserve">Original Article</w:t>
+      </w:r>
+      <w:r>
+        <w:t xml:space="preserve">,</w:t>
+      </w:r>
+      <w:r>
+        <w:t xml:space="preserve"> </w:t>
+      </w:r>
+      <w:r>
+        <w:rPr>
+          <w:i/>
+          <w:iCs/>
+        </w:rPr>
+        <w:t xml:space="preserve">“Leakage tracks how a benchmark was assembled, not what it contains: a curation defect in genomic sequence benchmarks and the model rankings it inverts.”</w:t>
+      </w:r>
+      <w:r>
+        <w:t xml:space="preserve"> </w:t>
+      </w:r>
+      <w:r>
+        <w:t xml:space="preserve">This is a resubmission of</w:t>
       </w:r>
       <w:r>
         <w:t xml:space="preserve"> </w:t>
@@ -70,7 +83,7 @@
         <w:t xml:space="preserve"> </w:t>
       </w:r>
       <w:r>
-        <w:t xml:space="preserve">(previously titled</w:t>
+        <w:t xml:space="preserve">(previously</w:t>
       </w:r>
       <w:r>
         <w:t xml:space="preserve"> </w:t>
@@ -86,7 +99,7 @@
         <w:t xml:space="preserve"> </w:t>
       </w:r>
       <w:r>
-        <w:t xml:space="preserve">Associate Editor: Prof. Shanfeng Zhu), which received a Reject &amp; Revise decision. As instructed, we submit it as new work and reference the prior manuscript number here so the records can be linked; a point-by-point response to every reviewer and Associate-Editor comment is included as a separate document.</w:t>
+        <w:t xml:space="preserve">Associate Editor: Prof. Shanfeng Zhu), which received a Reject &amp; Revise decision. As instructed it is submitted as new work, with the prior manuscript number given here so the records can be linked. A point-by-point response to every reviewer and Associate-Editor comment accompanies it, together with an 11-page supplement.</w:t>
       </w:r>
     </w:p>
     <w:p>
@@ -94,219 +107,81 @@
         <w:pStyle w:val="BodyText"/>
       </w:pPr>
       <w:r>
-        <w:t xml:space="preserve">The decision turned on a single question — whether the ranking result is general or an artifact of one narrow comparison — and we treated it as a mandate to test the paper’s central claim far harder than the original submission did. Four additions carry the revision:</w:t>
+        <w:t xml:space="preserve">The decision turned on whether the ranking result is general or an artifact of one narrow comparison. Three things changed most.</w:t>
       </w:r>
     </w:p>
     <w:p>
       <w:pPr>
-        <w:numPr>
-          <w:ilvl w:val="0"/>
-          <w:numId w:val="1001"/>
-        </w:numPr>
+        <w:pStyle w:val="BodyText"/>
       </w:pPr>
       <w:r>
         <w:rPr>
           <w:b/>
           <w:bCs/>
         </w:rPr>
-        <w:t xml:space="preserve">A nine-model roster (§4.4).</w:t>
-      </w:r>
-      <w:r>
-        <w:t xml:space="preserve"> </w:t>
-      </w:r>
-      <w:r>
-        <w:t xml:space="preserve">The strongest form of the objection is that a claim about</w:t>
-      </w:r>
-      <w:r>
-        <w:t xml:space="preserve"> </w:t>
-      </w:r>
-      <w:r>
-        <w:t xml:space="preserve">“rankings”</w:t>
-      </w:r>
-      <w:r>
-        <w:t xml:space="preserve"> </w:t>
-      </w:r>
-      <w:r>
-        <w:t xml:space="preserve">made over four models is a claim about nothing. We widened the comparison to nine learners spanning memorization propensity end to end. The result is both stronger and sharper than before: the leaky split</w:t>
-      </w:r>
-      <w:r>
-        <w:t xml:space="preserve"> </w:t>
-      </w:r>
+        <w:t xml:space="preserve">The claim moved upstream, and the paper’s spine changed with it.</w:t>
+      </w:r>
+      <w:r>
+        <w:t xml:space="preserve"> </w:t>
+      </w:r>
+      <w:r>
+        <w:t xml:space="preserve">The prior submission argued that a curation defect caused the leakage; it did not test that. The defect is now located in the shipped genomic coordinates, before any model is trained — 77,421 positive intervals on 40,934 distinct coordinates — and a coordinate screen with no fitted parameter separates seven of the suite’s eight datasets. That construction step is then edited in both directions: applying the omitted merge step to the leaky dataset collapses its leak fraction 0.390 → 0.012 and the random forest’s inflation +0.165 → −0.008, abolishing the reordering; imposing the same defect on a clean dataset, at matched size and balance with model code and sequences untouched, manufactures it on demand. All four arms carry cluster-bootstrap intervals, and control and intervention intervals are disjoint in both directions. The title now states the resulting claim rather than the symptom.</w:t>
+      </w:r>
+    </w:p>
+    <w:p>
+      <w:pPr>
+        <w:pStyle w:val="BodyText"/>
+      </w:pPr>
       <w:r>
         <w:rPr>
           <w:b/>
           <w:bCs/>
         </w:rPr>
-        <w:t xml:space="preserve">cannot separate its top three models at all</w:t>
-      </w:r>
-      <w:r>
-        <w:t xml:space="preserve"> </w:t>
-      </w:r>
-      <w:r>
-        <w:t xml:space="preserve">— they finish within 0.0015 of one another —</w:t>
-      </w:r>
-      <w:r>
-        <w:t xml:space="preserve"> </w:t>
-      </w:r>
+        <w:t xml:space="preserve">A pre-registered prediction failed, and the failure is the stronger result.</w:t>
+      </w:r>
+      <w:r>
+        <w:t xml:space="preserve"> </w:t>
+      </w:r>
+      <w:r>
+        <w:t xml:space="preserve">Committed before the target suite was examined, it held that GUE’s short fixed-length human regulatory tasks would be leaky. At full scale all eleven are clean. That refutes the natural reading of our own finding — that short human regulatory DNA is inherently at risk — and is why the paper now claims that leakage tracks assembly rather than sequence type. The registered predictions score 3 of 15 and are reported that way.</w:t>
+      </w:r>
+    </w:p>
+    <w:p>
+      <w:pPr>
+        <w:pStyle w:val="BodyText"/>
+      </w:pPr>
       <w:r>
         <w:rPr>
           <w:b/>
           <w:bCs/>
         </w:rPr>
-        <w:t xml:space="preserve">yet those same three span 23 accuracy points once the split is corrected</w:t>
-      </w:r>
-      <w:r>
-        <w:t xml:space="preserve">, and 1-nearest-neighbour falls from rank 2 to last, 0.873 to 0.537. The benchmark is not merely crowning the wrong model; it is blind to large real differences between models it reports as tied.</w:t>
+        <w:t xml:space="preserve">The deep-model and multiclass requests are answered rather than deferred.</w:t>
+      </w:r>
+      <w:r>
+        <w:t xml:space="preserve"> </w:t>
+      </w:r>
+      <w:r>
+        <w:t xml:space="preserve">A from-scratch 1D CNN, seed-replicated, ranks fifth of ten on the leaky split and first on the corrected one on every one of five seeds (paired difference against the linear SVM +0.0111, combined-source CI [0.0019, 0.0204]) — uniform in rank though not in significance, since four of the five seeds’ paired intervals exclude zero and the fifth does not. Leakage here does not only promote a memorizing tree ensemble, it demotes the convolutional architecture whose baselines this suite publishes. The prior submission conceded that its multiclass arm was classical-only; that arm has since been run. Under injected leakage on the three-class set, the CNN shows no dose-response across three seeds (mean drops −0.0386, −0.0182, −0.0249, −0.0089) while a default forest on the identical construction drops +0.0004, +0.1177, +0.1791, +0.2581. That null is the paper’s own</w:t>
+      </w:r>
+      <w:r>
+        <w:t xml:space="preserve"> </w:t>
+      </w:r>
+      <w:r>
+        <w:t xml:space="preserve">“memorization propensity, not capacity”</w:t>
+      </w:r>
+      <w:r>
+        <w:t xml:space="preserve"> </w:t>
+      </w:r>
+      <w:r>
+        <w:t xml:space="preserve">claim being tested and holding: the label-carrying copies are available to both learners, and only one exploits them.</w:t>
       </w:r>
     </w:p>
     <w:p>
       <w:pPr>
-        <w:numPr>
-          <w:ilvl w:val="0"/>
-          <w:numId w:val="1001"/>
-        </w:numPr>
-      </w:pPr>
-      <w:r>
-        <w:rPr>
-          <w:b/>
-          <w:bCs/>
-        </w:rPr>
-        <w:t xml:space="preserve">A construct-and-break manipulation (§4.7).</w:t>
-      </w:r>
-      <w:r>
-        <w:t xml:space="preserve"> </w:t>
-      </w:r>
-      <w:r>
-        <w:t xml:space="preserve">The previous submission argued the cause was a curation defect but did not test it. We now intervene on the construction step alone, in both directions: applying the omitted merge step to the leaky dataset abolishes the reordering, and imposing the same defect on a clean dataset — at matched size and balance, with model code and sequences untouched — manufactures it on demand. This makes the causal claim interventional rather than correlational.</w:t>
-      </w:r>
-    </w:p>
-    <w:p>
-      <w:pPr>
-        <w:numPr>
-          <w:ilvl w:val="0"/>
-          <w:numId w:val="1001"/>
-        </w:numPr>
-      </w:pPr>
-      <w:r>
-        <w:rPr>
-          <w:b/>
-          <w:bCs/>
-        </w:rPr>
-        <w:t xml:space="preserve">A cross-suite census, and an honest null (§4.10).</w:t>
-      </w:r>
-      <w:r>
-        <w:t xml:space="preserve"> </w:t>
-      </w:r>
-      <w:r>
-        <w:t xml:space="preserve">Applying the census unchanged to the Nucleotide Transformer downstream tasks finds three of eleven independent tasks leaky — one at 25% byte-identical overlap — and six more borderline.</w:t>
-      </w:r>
-      <w:r>
-        <w:t xml:space="preserve"> </w:t>
-      </w:r>
-      <w:r>
-        <w:rPr>
-          <w:b/>
-          <w:bCs/>
-        </w:rPr>
-        <w:t xml:space="preserve">No ranking inverts materially there, and we report that null prominently.</w:t>
-      </w:r>
-      <w:r>
-        <w:t xml:space="preserve"> </w:t>
-      </w:r>
-      <w:r>
-        <w:t xml:space="preserve">(One swap does occur, but the two models were separated by only 0.005 on the as-shipped split, so it is immaterial under our own criterion — we state it either way.) It is a test passed rather than an embarrassment: our diagnostic condition predicts the null in advance from the as-shipped split alone, because reordering requires not just leakage but a challenger genuinely better on novel sequences — a condition this second suite does not supply.</w:t>
-      </w:r>
-    </w:p>
-    <w:p>
-      <w:pPr>
-        <w:numPr>
-          <w:ilvl w:val="0"/>
-          <w:numId w:val="1001"/>
-        </w:numPr>
-      </w:pPr>
-      <w:r>
-        <w:rPr>
-          <w:b/>
-          <w:bCs/>
-        </w:rPr>
-        <w:t xml:space="preserve">Honest rescoping.</w:t>
-      </w:r>
-      <w:r>
-        <w:t xml:space="preserve"> </w:t>
-      </w:r>
-      <w:r>
-        <w:t xml:space="preserve">We now demonstrate the ranking-change claim</w:t>
-      </w:r>
-      <w:r>
-        <w:t xml:space="preserve"> </w:t>
-      </w:r>
-      <w:r>
-        <w:rPr>
-          <w:b/>
-          <w:bCs/>
-        </w:rPr>
-        <w:t xml:space="preserve">cleanly on one dataset</w:t>
-      </w:r>
-      <w:r>
-        <w:t xml:space="preserve"> </w:t>
-      </w:r>
-      <w:r>
-        <w:t xml:space="preserve">(</w:t>
-      </w:r>
-      <w:r>
-        <w:rPr>
-          <w:rStyle w:val="VerbatimChar"/>
-        </w:rPr>
-        <w:t xml:space="preserve">human_enhancers_ensembl</w:t>
-      </w:r>
-      <w:r>
-        <w:t xml:space="preserve">, holding under accuracy, AUROC, F1, a chromosome-holdout control, an alignment-scored re-measure and a bootstrap winner probability) and present the second (</w:t>
-      </w:r>
-      <w:r>
-        <w:rPr>
-          <w:rStyle w:val="VerbatimChar"/>
-        </w:rPr>
-        <w:t xml:space="preserve">human_nontata_promoters</w:t>
-      </w:r>
-      <w:r>
-        <w:t xml:space="preserve">) as an explicit</w:t>
-      </w:r>
-      <w:r>
-        <w:t xml:space="preserve"> </w:t>
-      </w:r>
-      <w:r>
-        <w:rPr>
-          <w:b/>
-          <w:bCs/>
-        </w:rPr>
-        <w:t xml:space="preserve">cautionary partial case</w:t>
-      </w:r>
-      <w:r>
-        <w:t xml:space="preserve">, with five independent signals showing why. The title, abstract, Discussion and new Conclusion all carry that scope.</w:t>
-      </w:r>
-    </w:p>
-    <w:p>
-      <w:pPr>
-        <w:pStyle w:val="FirstParagraph"/>
-      </w:pPr>
-      <w:r>
-        <w:t xml:space="preserve">One result deserves separating out, because it answers the reviewers’ most-repeated request in a way we did not expect. All three reviewers asked for deep models. Our from-scratch CNN, now replicated across five training seeds with a paired cluster-bootstrap interval,</w:t>
-      </w:r>
-      <w:r>
-        <w:t xml:space="preserve"> </w:t>
-      </w:r>
-      <w:r>
-        <w:rPr>
-          <w:b/>
-          <w:bCs/>
-        </w:rPr>
-        <w:t xml:space="preserve">ranks fifth on the leaky split and first on the corrected one — on every seed</w:t>
-      </w:r>
-      <w:r>
-        <w:t xml:space="preserve"> </w:t>
-      </w:r>
-      <w:r>
-        <w:t xml:space="preserve">(paired difference +0.0111, combined-source CI [0.0019, 0.0204], folding seed variance into test-resampling variance). Leakage on this benchmark therefore does not only promote a memorizing tree ensemble; it</w:t>
+        <w:pStyle w:val="BodyText"/>
+      </w:pPr>
+      <w:r>
+        <w:t xml:space="preserve">The remaining requests are addressed in the response: MMseqs2 alignment-scored validation and a length-robust containment index, which moves one previously-clean verdict to borderline; a prevalence stress test; a cluster bootstrap over whole near-duplicate components; a regularization path, together with the experiment the hyperparameter objection really demands — ordinary cross-validation on the as-shipped training set</w:t>
       </w:r>
       <w:r>
         <w:t xml:space="preserve"> </w:t>
@@ -316,37 +191,13 @@
           <w:i/>
           <w:iCs/>
         </w:rPr>
-        <w:t xml:space="preserve">demotes</w:t>
-      </w:r>
-      <w:r>
-        <w:t xml:space="preserve"> </w:t>
-      </w:r>
-      <w:r>
-        <w:t xml:space="preserve">the convolutional architecture whose baselines this suite itself publishes. We hold that to the scope it earns: one dataset, a post-hoc rather than pre-registered comparison, and one of the five seeds not individually clearing zero. The same replication also</w:t>
-      </w:r>
-      <w:r>
-        <w:t xml:space="preserve"> </w:t>
-      </w:r>
-      <w:r>
-        <w:rPr>
-          <w:b/>
-          <w:bCs/>
-        </w:rPr>
-        <w:t xml:space="preserve">weakened</w:t>
-      </w:r>
-      <w:r>
-        <w:t xml:space="preserve"> </w:t>
-      </w:r>
-      <w:r>
-        <w:t xml:space="preserve">a number we had reported — the CNN’s drop is 0.014 at seed 0 but ranges 0.0049–0.0269 across seeds — and the manuscript now reports that range rather than the single draw.</w:t>
-      </w:r>
-    </w:p>
-    <w:p>
-      <w:pPr>
-        <w:pStyle w:val="BodyText"/>
-      </w:pPr>
-      <w:r>
-        <w:t xml:space="preserve">The revision also answers the specific methodological requests: a from-scratch 1D CNN with a pre-registered grid and a binding refutation condition (the named pretrained models are scoped out with a</w:t>
+        <w:t xml:space="preserve">selects</w:t>
+      </w:r>
+      <w:r>
+        <w:t xml:space="preserve"> </w:t>
+      </w:r>
+      <w:r>
+        <w:t xml:space="preserve">the memorizing default, and the benchmark then shows the leakage-aware tuner’s model 10.9 points worse as shipped while it is 3.3 points better corrected; and the adoption of</w:t>
       </w:r>
       <w:r>
         <w:t xml:space="preserve"> </w:t>
@@ -356,40 +207,13 @@
           <w:i/>
           <w:iCs/>
         </w:rPr>
-        <w:t xml:space="preserve">quantified</w:t>
-      </w:r>
-      <w:r>
-        <w:t xml:space="preserve"> </w:t>
-      </w:r>
-      <w:r>
-        <w:t xml:space="preserve">≈100% pretraining-overlap confound, not an asserted one); MMseqs2 alignment validation and a length-robust containment index, which honestly flags one previously-clean dataset as borderline; a cluster bootstrap with intraclass correlation, design effect, an analytic cluster-robust cross-check and a combined-source interval; a prevalence-aware imbalanced evaluation; and a random-forest regularization path. On that last point we ran the experiment the objection really demands — whether ordinary cross-validation would rescue a practitioner — and found it does not. On</w:t>
-      </w:r>
-      <w:r>
-        <w:t xml:space="preserve"> </w:t>
-      </w:r>
-      <w:r>
-        <w:rPr>
-          <w:rStyle w:val="VerbatimChar"/>
-        </w:rPr>
-        <w:t xml:space="preserve">human_enhancers_ensembl</w:t>
-      </w:r>
-      <w:r>
-        <w:t xml:space="preserve">, the dataset carrying the reordering claim, ordinary cross-validation selects the memorizing default and the model it picks loses 16.4 points once the leakage is removed, while the leakage-aware procedure selects a regularized forest that loses 2.2 — and on the as-shipped split the leakage-aware tuner’s model appears 10.8 points worse than the memorizing one (0.751 against 0.860) while in fact being 3.3 points better on the corrected split. On</w:t>
-      </w:r>
-      <w:r>
-        <w:t xml:space="preserve"> </w:t>
-      </w:r>
-      <w:r>
-        <w:rPr>
-          <w:rStyle w:val="VerbatimChar"/>
-        </w:rPr>
-        <w:t xml:space="preserve">human_nontata_promoters</w:t>
-      </w:r>
-      <w:r>
-        <w:t xml:space="preserve"> </w:t>
-      </w:r>
-      <w:r>
-        <w:t xml:space="preserve">both procedures select the same configuration. Our pre-registered expectation P5 therefore holds on the first dataset and ties on the second, and we score it that way.</w:t>
+        <w:t xml:space="preserve">near-duplicate leakage</w:t>
+      </w:r>
+      <w:r>
+        <w:t xml:space="preserve"> </w:t>
+      </w:r>
+      <w:r>
+        <w:t xml:space="preserve">as the primary term throughout.</w:t>
       </w:r>
     </w:p>
     <w:p>
@@ -397,7 +221,7 @@
         <w:pStyle w:val="BodyText"/>
       </w:pPr>
       <w:r>
-        <w:t xml:space="preserve">We have tried throughout to report what did not work as prominently as what did: a pre-registered dose-response that turned out non-monotone; our first pre-registered prediction (P1) failing outright, and a corrected statistic that favours it labelled post hoc rather than counted as a rescue; two more holding only conditionally; all six scored in the text whether or not they held; and a cross-suite null we report prominently. Where evidence is slender we say so rather than presenting it as more.</w:t>
+        <w:t xml:space="preserve">Three claims from the prior submission were wrong and are corrected rather than quietly dropped. The assertion that de-duplication over-removes genuine promoter and gene-family signal does not survive measurement: the cluster in question is 420/420 negative class and is a single locus tiled by 251 bp windows at a median 2 bp step — window geometry, not paralogy. The pretraining-overlap confound was asserted at ≈100%; HyenaDNA designates chromosomes 14 and X as held-out pretraining test chromosomes, both present here, bounding overlap at ≤93.4% and ≤84.7% — which also identifies the confound-free protocol a future pretrained-model evaluation should use. And the design-effect diagnostic was computed on the original arm when the corrected arm is the clustered one; the corrected figures are 2.80 and 2.58 against a mean-size convention of 1.29 and 1.33, with measured variance inflation of 3.96× and 2.12×. Every reported interval remains correct as computed, because the block bootstrap resamples those components rather than modelling them.</w:t>
       </w:r>
     </w:p>
     <w:p>
@@ -405,7 +229,23 @@
         <w:pStyle w:val="BodyText"/>
       </w:pPr>
       <w:r>
-        <w:t xml:space="preserve">The study remains fully reproducible; all code, the report card, and the near-duplicate-aware splitter and certification tool are available in the linked repository, and the manuscript now states its pinned software environment. The work is original, is not under consideration elsewhere, and all authors approve this submission. We have no competing interests to declare.</w:t>
+        <w:t xml:space="preserve">What did not work is reported as prominently as what did: a pre-registered dose-response that is not one; the first registered prediction failing outright, with the corrected statistic that would favour it labelled</w:t>
+      </w:r>
+      <w:r>
+        <w:t xml:space="preserve"> </w:t>
+      </w:r>
+      <w:r>
+        <w:rPr>
+          <w:i/>
+          <w:iCs/>
+        </w:rPr>
+        <w:t xml:space="preserve">post hoc</w:t>
+      </w:r>
+      <w:r>
+        <w:t xml:space="preserve"> </w:t>
+      </w:r>
+      <w:r>
+        <w:t xml:space="preserve">rather than counted; a cross-suite null; a simpler competing rule that matches our diagnostic condition’s 10/10 score using none of its inputs; a from-scratch attention arm whose one completed dataset moves significantly in the contrary direction, on which no claim rests; and one dataset carried as an explicit cautionary partial case rather than a second demonstration.</w:t>
       </w:r>
     </w:p>
     <w:p>
@@ -413,7 +253,15 @@
         <w:pStyle w:val="BodyText"/>
       </w:pPr>
       <w:r>
-        <w:t xml:space="preserve">We are grateful to the reviewers and the Associate Editor — their comments materially improved the paper — and we hope the revised manuscript now meets the standard for publication.</w:t>
+        <w:t xml:space="preserve">The study is fully reproducible; code, the report card, the near-duplicate-aware splitter and the certification tool are in the linked repository, and the manuscript states its pinned software environment. The work is original, is not under consideration elsewhere, and all authors approve this submission. We have no competing interests to declare.</w:t>
+      </w:r>
+    </w:p>
+    <w:p>
+      <w:pPr>
+        <w:pStyle w:val="BodyText"/>
+      </w:pPr>
+      <w:r>
+        <w:t xml:space="preserve">We hope the revised manuscript now meets the standard for publication.</w:t>
       </w:r>
     </w:p>
     <w:p>
@@ -553,114 +401,8 @@
       </w:pPr>
     </w:lvl>
   </w:abstractNum>
-  <w:abstractNum w:abstractNumId="991">
-    <w:nsid w:val="0000A991"/>
-    <w:multiLevelType w:val="multilevel"/>
-    <w:lvl w:ilvl="0">
-      <w:numFmt w:val="bullet"/>
-      <w:lvlText w:val=""/>
-      <w:lvlJc w:val="left"/>
-      <w:pPr>
-        <w:ind w:left="720" w:hanging="360"/>
-      </w:pPr>
-      <w:rPr>
-        <w:rFonts w:ascii="Symbol" w:hAnsi="Symbol" w:cs="Symbol" w:hint="default"/>
-      </w:rPr>
-    </w:lvl>
-    <w:lvl w:ilvl="1">
-      <w:numFmt w:val="bullet"/>
-      <w:lvlText w:val="o"/>
-      <w:lvlJc w:val="left"/>
-      <w:pPr>
-        <w:ind w:left="1440" w:hanging="360"/>
-      </w:pPr>
-      <w:rPr>
-        <w:rFonts w:ascii="Courier New" w:hAnsi="Courier New" w:cs="Courier New" w:hint="default"/>
-      </w:rPr>
-    </w:lvl>
-    <w:lvl w:ilvl="2">
-      <w:numFmt w:val="bullet"/>
-      <w:lvlText w:val=""/>
-      <w:lvlJc w:val="left"/>
-      <w:pPr>
-        <w:ind w:left="2160" w:hanging="360"/>
-      </w:pPr>
-      <w:rPr>
-        <w:rFonts w:ascii="Wingdings" w:hAnsi="Wingdings" w:cs="Wingdings" w:hint="default"/>
-      </w:rPr>
-    </w:lvl>
-    <w:lvl w:ilvl="3">
-      <w:numFmt w:val="bullet"/>
-      <w:lvlText w:val=""/>
-      <w:lvlJc w:val="left"/>
-      <w:pPr>
-        <w:ind w:left="2880" w:hanging="360"/>
-      </w:pPr>
-      <w:rPr>
-        <w:rFonts w:ascii="Symbol" w:hAnsi="Symbol" w:cs="Symbol" w:hint="default"/>
-      </w:rPr>
-    </w:lvl>
-    <w:lvl w:ilvl="4">
-      <w:numFmt w:val="bullet"/>
-      <w:lvlText w:val="o"/>
-      <w:lvlJc w:val="left"/>
-      <w:pPr>
-        <w:ind w:left="3600" w:hanging="360"/>
-      </w:pPr>
-      <w:rPr>
-        <w:rFonts w:ascii="Courier New" w:hAnsi="Courier New" w:cs="Courier New" w:hint="default"/>
-      </w:rPr>
-    </w:lvl>
-    <w:lvl w:ilvl="5">
-      <w:numFmt w:val="bullet"/>
-      <w:lvlText w:val=""/>
-      <w:lvlJc w:val="left"/>
-      <w:pPr>
-        <w:ind w:left="4320" w:hanging="360"/>
-      </w:pPr>
-      <w:rPr>
-        <w:rFonts w:ascii="Wingdings" w:hAnsi="Wingdings" w:cs="Wingdings" w:hint="default"/>
-      </w:rPr>
-    </w:lvl>
-    <w:lvl w:ilvl="6">
-      <w:numFmt w:val="bullet"/>
-      <w:lvlText w:val=""/>
-      <w:lvlJc w:val="left"/>
-      <w:pPr>
-        <w:ind w:left="5040" w:hanging="360"/>
-      </w:pPr>
-      <w:rPr>
-        <w:rFonts w:ascii="Symbol" w:hAnsi="Symbol" w:cs="Symbol" w:hint="default"/>
-      </w:rPr>
-    </w:lvl>
-    <w:lvl w:ilvl="7">
-      <w:numFmt w:val="bullet"/>
-      <w:lvlText w:val="o"/>
-      <w:lvlJc w:val="left"/>
-      <w:pPr>
-        <w:ind w:left="5760" w:hanging="360"/>
-      </w:pPr>
-      <w:rPr>
-        <w:rFonts w:ascii="Courier New" w:hAnsi="Courier New" w:cs="Courier New" w:hint="default"/>
-      </w:rPr>
-    </w:lvl>
-    <w:lvl w:ilvl="8">
-      <w:numFmt w:val="bullet"/>
-      <w:lvlText w:val=""/>
-      <w:lvlJc w:val="left"/>
-      <w:pPr>
-        <w:ind w:left="6480" w:hanging="360"/>
-      </w:pPr>
-      <w:rPr>
-        <w:rFonts w:ascii="Wingdings" w:hAnsi="Wingdings" w:cs="Wingdings" w:hint="default"/>
-      </w:rPr>
-    </w:lvl>
-  </w:abstractNum>
   <w:num w:numId="1000">
     <w:abstractNumId w:val="990"/>
-  </w:num>
-  <w:num w:numId="1001">
-    <w:abstractNumId w:val="991"/>
   </w:num>
 </w:numbering>
 </file>

--- a/paper/cover_letter.docx
+++ b/paper/cover_letter.docx
@@ -61,7 +61,7 @@
           <w:i/>
           <w:iCs/>
         </w:rPr>
-        <w:t xml:space="preserve">“Leakage tracks how a benchmark was assembled, not what it contains: a curation defect in genomic sequence benchmarks and the model rankings it inverts.”</w:t>
+        <w:t xml:space="preserve">“Overlapping construction plus a position-blind split: a curation defect in genomic sequence benchmarks and the model rankings it inverts.”</w:t>
       </w:r>
       <w:r>
         <w:t xml:space="preserve"> </w:t>
